--- a/courts/fourth-circuit/south-carolina/federal/district/complaint/usage/OUTPUT-complaint.docx
+++ b/courts/fourth-circuit/south-carolina/federal/district/complaint/usage/OUTPUT-complaint.docx
@@ -292,14 +292,15 @@
         <w:t xml:space="preserve">(“Title VII”), and in support thereof alleges as follows:</w:t>
       </w:r>
     </w:p>
-    <w:bookmarkStart w:id="20" w:name="the-parties"/>
     <w:p>
       <w:pPr>
         <w:pStyle w:val="Heading2"/>
       </w:pPr>
+      <w:bookmarkStart w:id="9" w:name="_11f40d06de0edd3a9fc61e6e200a5b73fb8147e"/>
       <w:r>
         <w:t xml:space="preserve">THE PARTIES</w:t>
       </w:r>
+      <w:bookmarkEnd w:id="9"/>
     </w:p>
     <w:p>
       <w:pPr>
@@ -341,15 +342,15 @@
         <w:t xml:space="preserve">5. At all times relevant to this action, Defendant acted by and through its agents, servants, employees, and/or officers, including but not limited to those persons identified in this Complaint, and is therefore liable for the actions and omissions of those individuals taken within the course and scope of their employment, pursuant to federal law, state law, and common law.</w:t>
       </w:r>
     </w:p>
-    <w:bookmarkEnd w:id="20"/>
-    <w:bookmarkStart w:id="21" w:name="jurisdiction-and-venue"/>
     <w:p>
       <w:pPr>
         <w:pStyle w:val="Heading2"/>
       </w:pPr>
+      <w:bookmarkStart w:id="10" w:name="_0e2df9c0fe52ebd43073ce38f4076c822df9b17"/>
       <w:r>
         <w:t xml:space="preserve">JURISDICTION AND VENUE</w:t>
       </w:r>
+      <w:bookmarkEnd w:id="10"/>
     </w:p>
     <w:p>
       <w:pPr>
@@ -391,15 +392,15 @@
         <w:t xml:space="preserve">8. Plaintiff timely filed a Charge of Discrimination against Defendant with the Equal Employment Opportunity Commission (“EEOC”) on or about August 21, 2024, alleging sex discrimination/sexual harassment and retaliation in violation of Title VII (EEOC Charge No. 415-2024-02127), which charge included allegations substantially similar to those set forth herein and arising from the same set of facts. The EEOC issued Plaintiff a Dismissal and Notice of Right to Sue on July 13, 2026. Plaintiff has therefore exhausted her administrative remedies as to Defendant, and this Complaint is timely filed within ninety (90) days of Plaintiff’s receipt of that Notice.</w:t>
       </w:r>
     </w:p>
-    <w:bookmarkEnd w:id="21"/>
-    <w:bookmarkStart w:id="22" w:name="statement-of-facts"/>
     <w:p>
       <w:pPr>
         <w:pStyle w:val="Heading2"/>
       </w:pPr>
+      <w:bookmarkStart w:id="11" w:name="_c782d4980352688b0148305281d62652acab74d"/>
       <w:r>
         <w:t xml:space="preserve">STATEMENT OF FACTS</w:t>
       </w:r>
+      <w:bookmarkEnd w:id="11"/>
     </w:p>
     <w:p>
       <w:pPr>
@@ -545,24 +546,25 @@
         <w:t xml:space="preserve">26. In response to Plaintiff’s EEOC Charge, Defendant took the position, among other things, that Plaintiff never reported Watson’s conduct to management or through Defendant’s associate hotline, and that Plaintiff was not demoted, relocated, or otherwise retaliated against, but instead voluntarily requested to be relocated to be closer to her ailing mother. Both assertions are false and are contradicted by the evidence. Plaintiff’s mother has never resided in Walterboro or elsewhere in South Carolina, and Plaintiff never signed any document requesting relocation on that basis. Upon information and belief, any such document offered by Defendant to support that assertion was fabricated or altered, and Defendant’s shifting and demonstrably false explanations for its adverse actions against Plaintiff are further evidence that Defendant’s stated reasons for those actions are pretext for unlawful discrimination and retaliation.</w:t>
       </w:r>
     </w:p>
-    <w:bookmarkEnd w:id="22"/>
-    <w:bookmarkStart w:id="24" w:name="first-cause-of-action"/>
     <w:p>
       <w:pPr>
         <w:pStyle w:val="Heading2"/>
       </w:pPr>
+      <w:bookmarkStart w:id="12" w:name="_abd46a3982de94d521067f8bc99d203db74740a"/>
       <w:r>
         <w:t xml:space="preserve">FIRST CAUSE OF ACTION</w:t>
       </w:r>
-    </w:p>
-    <w:bookmarkStart w:id="23" w:name="Xf4d090f80edf26cbe20f81cd75d0655c72aef0d"/>
+      <w:bookmarkEnd w:id="12"/>
+    </w:p>
     <w:p>
       <w:pPr>
         <w:pStyle w:val="Heading3"/>
       </w:pPr>
+      <w:bookmarkStart w:id="13" w:name="_f4d090f80edf26cbe20f81cd75d0655c72aef0d"/>
       <w:r>
         <w:t xml:space="preserve">(Sexual Harassment / Hostile Work Environment in Violation of Title VII, 42 U.S.C. § 2000e-2(a))</w:t>
       </w:r>
+      <w:bookmarkEnd w:id="13"/>
     </w:p>
     <w:p>
       <w:pPr>
@@ -628,25 +630,25 @@
         <w:t xml:space="preserve">34. As a result of Defendant’s unlawful conduct, Plaintiff has suffered loss of income, emotional pain and suffering, embarrassment, and inconvenience, and is entitled to compensatory and, as applicable, punitive damages, together with her attorneys’ fees and costs pursuant to 42 U.S.C. § 2000e-5(k).</w:t>
       </w:r>
     </w:p>
-    <w:bookmarkEnd w:id="23"/>
-    <w:bookmarkEnd w:id="24"/>
-    <w:bookmarkStart w:id="26" w:name="second-cause-of-action"/>
     <w:p>
       <w:pPr>
         <w:pStyle w:val="Heading2"/>
       </w:pPr>
+      <w:bookmarkStart w:id="14" w:name="_95b23779d3dd490e61bce64d9608d083f243ee4"/>
       <w:r>
         <w:t xml:space="preserve">SECOND CAUSE OF ACTION</w:t>
       </w:r>
-    </w:p>
-    <w:bookmarkStart w:id="25" w:name="Xcb5128bb68d4b7b4da39b42339ff039ef23d7e1"/>
+      <w:bookmarkEnd w:id="14"/>
+    </w:p>
     <w:p>
       <w:pPr>
         <w:pStyle w:val="Heading3"/>
       </w:pPr>
+      <w:bookmarkStart w:id="15" w:name="_cb5128bb68d4b7b4da39b42339ff039ef23d7e1"/>
       <w:r>
         <w:t xml:space="preserve">(Retaliation in Violation of Title VII, 42 U.S.C. § 2000e-3(a))</w:t>
       </w:r>
+      <w:bookmarkEnd w:id="15"/>
     </w:p>
     <w:p>
       <w:pPr>
@@ -704,25 +706,25 @@
         <w:t xml:space="preserve">41. As a result of Defendant’s unlawful retaliation, Plaintiff has suffered loss of income, emotional pain and suffering, embarrassment, and inconvenience, and is entitled to compensatory and, as applicable, punitive damages, together with her attorneys’ fees and costs pursuant to 42 U.S.C. § 2000e-5(k).</w:t>
       </w:r>
     </w:p>
-    <w:bookmarkEnd w:id="25"/>
-    <w:bookmarkEnd w:id="26"/>
-    <w:bookmarkStart w:id="28" w:name="third-cause-of-action"/>
     <w:p>
       <w:pPr>
         <w:pStyle w:val="Heading2"/>
       </w:pPr>
+      <w:bookmarkStart w:id="16" w:name="_00801fdf7cb0f8f2fd29794d212a82867af5a64"/>
       <w:r>
         <w:t xml:space="preserve">THIRD CAUSE OF ACTION</w:t>
       </w:r>
-    </w:p>
-    <w:bookmarkStart w:id="27" w:name="X073b78319a545b944068503cd5bca41469cf393"/>
+      <w:bookmarkEnd w:id="16"/>
+    </w:p>
     <w:p>
       <w:pPr>
         <w:pStyle w:val="Heading3"/>
       </w:pPr>
+      <w:bookmarkStart w:id="17" w:name="_073b78319a545b944068503cd5bca41469cf393"/>
       <w:r>
         <w:t xml:space="preserve">(Quid Pro Quo Sexual Harassment in Violation of Title VII, 42 U.S.C. § 2000e-2(a))</w:t>
       </w:r>
+      <w:bookmarkEnd w:id="17"/>
     </w:p>
     <w:p>
       <w:pPr>
@@ -764,16 +766,15 @@
         <w:t xml:space="preserve">46. As a result of Defendant’s unlawful conduct, Plaintiff has suffered loss of income, emotional pain and suffering, embarrassment, and inconvenience, and is entitled to compensatory and, as applicable, punitive damages, together with her attorneys’ fees and costs pursuant to 42 U.S.C. § 2000e-5(k).</w:t>
       </w:r>
     </w:p>
-    <w:bookmarkEnd w:id="27"/>
-    <w:bookmarkEnd w:id="28"/>
-    <w:bookmarkStart w:id="29" w:name="prayer-for-relief"/>
     <w:p>
       <w:pPr>
         <w:pStyle w:val="Heading2"/>
       </w:pPr>
+      <w:bookmarkStart w:id="18" w:name="_ef66b8fb8023651585f5d55fe5a420ee6f5e8cc"/>
       <w:r>
         <w:t xml:space="preserve">PRAYER FOR RELIEF</w:t>
       </w:r>
+      <w:bookmarkEnd w:id="18"/>
     </w:p>
     <w:p>
       <w:pPr>
@@ -783,15 +784,15 @@
         <w:t xml:space="preserve">WHEREFORE, Plaintiff Tara Miller respectfully prays for judgment against Defendant Waffle House, Inc. for actual, compensatory, and punitive damages in a just and equitable amount, for front and back pay, for pre-judgment and post-judgment interest, for her attorneys’ fees and costs of this action, and for such other and further relief as this Court deems just and proper.</w:t>
       </w:r>
     </w:p>
-    <w:bookmarkEnd w:id="29"/>
-    <w:bookmarkStart w:id="30" w:name="jury-trial-demand"/>
     <w:p>
       <w:pPr>
         <w:pStyle w:val="Heading2"/>
       </w:pPr>
+      <w:bookmarkStart w:id="19" w:name="_3a29698ad4ef7f1642d8b511daf1ca500d3840c"/>
       <w:r>
         <w:t xml:space="preserve">JURY TRIAL DEMAND</w:t>
       </w:r>
+      <w:bookmarkEnd w:id="19"/>
     </w:p>
     <w:p>
       <w:pPr>
@@ -1058,14 +1059,13 @@
         </w:tc>
       </w:tr>
     </w:tbl>
-    <w:bookmarkEnd w:id="30"/>
     <w:sectPr>
-      <w:footerReference r:id="rId9" w:type="default"/>
+      <w:footerReference w:type="default" r:id="rIdFooter1"/>
       <w:footnotePr>
         <w:numRestart w:val="eachSect"/>
       </w:footnotePr>
-      <w:pgSz w:h="15840" w:w="12240"/>
-      <w:pgMar w:bottom="1440" w:footer="720" w:gutter="0" w:header="720" w:left="1440" w:right="1440" w:top="1440"/>
+      <w:pgSz w:w="12240" w:h="15840"/>
+      <w:pgMar w:top="1440" w:right="1440" w:bottom="1440" w:left="1440" w:header="720" w:footer="720" w:gutter="0"/>
       <w:cols w:space="720"/>
     </w:sectPr>
   </w:body>
@@ -1209,10 +1209,10 @@
   <w:docDefaults>
     <w:rPrDefault>
       <w:rPr>
-        <w:rFonts w:ascii="Times New Roman" w:cs="Times New Roman" w:eastAsia="Times New Roman" w:hAnsi="Times New Roman"/>
+        <w:rFonts w:ascii="Times New Roman" w:eastAsia="Times New Roman" w:hAnsi="Times New Roman" w:cs="Times New Roman"/>
         <w:sz w:val="24"/>
         <w:szCs w:val="24"/>
-        <w:lang w:bidi="ar-SA" w:eastAsia="en-US" w:val="en-US"/>
+        <w:lang w:val="en-US" w:eastAsia="en-US" w:bidi="ar-SA"/>
       </w:rPr>
     </w:rPrDefault>
     <w:pPrDefault>
@@ -1221,43 +1221,43 @@
       </w:pPr>
     </w:pPrDefault>
   </w:docDefaults>
-  <w:latentStyles w:count="276" w:defLockedState="0" w:defQFormat="0" w:defSemiHidden="0" w:defUIPriority="0" w:defUnhideWhenUsed="0"/>
-  <w:style w:default="1" w:styleId="Normal" w:type="paragraph">
+  <w:latentStyles w:defLockedState="0" w:defUIPriority="0" w:defSemiHidden="0" w:defUnhideWhenUsed="0" w:defQFormat="0" w:count="276"/>
+  <w:style w:type="paragraph" w:default="1" w:styleId="Normal">
     <w:name w:val="Normal"/>
     <w:qFormat/>
     <w:pPr>
       <w:widowControl/>
     </w:pPr>
   </w:style>
-  <w:style w:styleId="BodyText" w:type="paragraph">
+  <w:style w:type="paragraph" w:styleId="BodyText">
     <w:name w:val="Body Text"/>
     <w:basedOn w:val="Normal"/>
     <w:link w:val="BodyTextChar"/>
     <w:qFormat/>
     <w:pPr>
-      <w:spacing w:after="0" w:before="0" w:line="480" w:lineRule="auto"/>
+      <w:spacing w:before="0" w:after="0" w:line="480" w:lineRule="auto"/>
       <w:ind w:firstLine="720"/>
     </w:pPr>
   </w:style>
-  <w:style w:customStyle="1" w:styleId="FirstParagraph" w:type="paragraph">
+  <w:style w:type="paragraph" w:customStyle="1" w:styleId="FirstParagraph">
     <w:name w:val="First Paragraph"/>
     <w:basedOn w:val="BodyText"/>
     <w:next w:val="BodyText"/>
     <w:qFormat/>
     <w:pPr>
-      <w:spacing w:after="0" w:before="0" w:line="480" w:lineRule="auto"/>
+      <w:spacing w:before="0" w:after="0" w:line="480" w:lineRule="auto"/>
       <w:ind w:firstLine="720"/>
     </w:pPr>
   </w:style>
-  <w:style w:customStyle="1" w:styleId="Compact" w:type="paragraph">
+  <w:style w:type="paragraph" w:customStyle="1" w:styleId="Compact">
     <w:name w:val="Compact"/>
     <w:basedOn w:val="Normal"/>
     <w:qFormat/>
     <w:pPr>
-      <w:spacing w:after="0" w:before="0" w:line="240" w:lineRule="auto"/>
-    </w:pPr>
-  </w:style>
-  <w:style w:styleId="Title" w:type="paragraph">
+      <w:spacing w:before="0" w:after="0" w:line="240" w:lineRule="auto"/>
+    </w:pPr>
+  </w:style>
+  <w:style w:type="paragraph" w:styleId="Title">
     <w:name w:val="Title"/>
     <w:basedOn w:val="Normal"/>
     <w:next w:val="BodyText"/>
@@ -1271,24 +1271,24 @@
       <w:jc w:val="center"/>
     </w:pPr>
     <w:rPr>
-      <w:rFonts w:asciiTheme="majorHAnsi" w:cstheme="majorBidi" w:eastAsiaTheme="majorEastAsia" w:hAnsiTheme="majorHAnsi"/>
+      <w:rFonts w:asciiTheme="majorHAnsi" w:eastAsiaTheme="majorEastAsia" w:hAnsiTheme="majorHAnsi" w:cstheme="majorBidi"/>
       <w:sz w:val="56"/>
       <w:szCs w:val="56"/>
     </w:rPr>
   </w:style>
-  <w:style w:customStyle="1" w:styleId="TitleChar" w:type="character">
+  <w:style w:type="character" w:customStyle="1" w:styleId="TitleChar">
     <w:name w:val="Title Char"/>
     <w:basedOn w:val="DefaultParagraphFont"/>
     <w:link w:val="Title"/>
     <w:uiPriority w:val="10"/>
     <w:rsid w:val="00A10FD9"/>
     <w:rPr>
-      <w:rFonts w:asciiTheme="majorHAnsi" w:cstheme="majorBidi" w:eastAsiaTheme="majorEastAsia" w:hAnsiTheme="majorHAnsi"/>
+      <w:rFonts w:asciiTheme="majorHAnsi" w:eastAsiaTheme="majorEastAsia" w:hAnsiTheme="majorHAnsi" w:cstheme="majorBidi"/>
       <w:sz w:val="56"/>
       <w:szCs w:val="56"/>
     </w:rPr>
   </w:style>
-  <w:style w:styleId="Subtitle" w:type="paragraph">
+  <w:style w:type="paragraph" w:styleId="Subtitle">
     <w:name w:val="Subtitle"/>
     <w:basedOn w:val="Title"/>
     <w:next w:val="BodyText"/>
@@ -1302,27 +1302,27 @@
       </w:numPr>
     </w:pPr>
     <w:rPr>
-      <w:rFonts w:cstheme="majorBidi" w:eastAsiaTheme="majorEastAsia"/>
+      <w:rFonts w:eastAsiaTheme="majorEastAsia" w:cstheme="majorBidi"/>
       <w:spacing w:val="15"/>
       <w:sz w:val="28"/>
       <w:szCs w:val="28"/>
     </w:rPr>
   </w:style>
-  <w:style w:customStyle="1" w:styleId="SubtitleChar" w:type="character">
+  <w:style w:type="character" w:customStyle="1" w:styleId="SubtitleChar">
     <w:name w:val="Subtitle Char"/>
     <w:basedOn w:val="DefaultParagraphFont"/>
     <w:link w:val="Subtitle"/>
     <w:uiPriority w:val="11"/>
     <w:rsid w:val="00A10FD9"/>
     <w:rPr>
-      <w:rFonts w:cstheme="majorBidi" w:eastAsiaTheme="majorEastAsia"/>
-      <w:color w:themeColor="text1" w:themeTint="A6" w:val="595959"/>
+      <w:rFonts w:eastAsiaTheme="majorEastAsia" w:cstheme="majorBidi"/>
+      <w:color w:val="595959" w:themeColor="text1" w:themeTint="A6"/>
       <w:spacing w:val="15"/>
       <w:sz w:val="28"/>
       <w:szCs w:val="28"/>
     </w:rPr>
   </w:style>
-  <w:style w:customStyle="1" w:styleId="Author" w:type="paragraph">
+  <w:style w:type="paragraph" w:customStyle="1" w:styleId="Author">
     <w:name w:val="Author"/>
     <w:basedOn w:val="Title"/>
     <w:next w:val="BodyText"/>
@@ -1336,7 +1336,7 @@
       <w:szCs w:val="24"/>
     </w:rPr>
   </w:style>
-  <w:style w:styleId="Date" w:type="paragraph">
+  <w:style w:type="paragraph" w:styleId="Date">
     <w:name w:val="Date"/>
     <w:basedOn w:val="Title"/>
     <w:next w:val="BodyText"/>
@@ -1350,7 +1350,7 @@
       <w:szCs w:val="24"/>
     </w:rPr>
   </w:style>
-  <w:style w:customStyle="1" w:styleId="AbstractTitle" w:type="paragraph">
+  <w:style w:type="paragraph" w:customStyle="1" w:styleId="AbstractTitle">
     <w:name w:val="Abstract Title"/>
     <w:basedOn w:val="Normal"/>
     <w:next w:val="Abstract"/>
@@ -1358,7 +1358,7 @@
     <w:pPr>
       <w:keepNext/>
       <w:keepLines/>
-      <w:spacing w:after="0" w:before="300"/>
+      <w:spacing w:before="300" w:after="0"/>
       <w:jc w:val="center"/>
     </w:pPr>
     <w:rPr>
@@ -1367,7 +1367,7 @@
       <w:szCs w:val="20"/>
     </w:rPr>
   </w:style>
-  <w:style w:customStyle="1" w:styleId="Abstract" w:type="paragraph">
+  <w:style w:type="paragraph" w:customStyle="1" w:styleId="Abstract">
     <w:name w:val="Abstract"/>
     <w:basedOn w:val="Normal"/>
     <w:next w:val="BodyText"/>
@@ -1375,14 +1375,14 @@
     <w:pPr>
       <w:keepNext/>
       <w:keepLines/>
-      <w:spacing w:after="300" w:before="100"/>
+      <w:spacing w:before="100" w:after="300"/>
     </w:pPr>
     <w:rPr>
       <w:sz w:val="20"/>
       <w:szCs w:val="20"/>
     </w:rPr>
   </w:style>
-  <w:style w:styleId="Bibliography" w:type="paragraph">
+  <w:style w:type="paragraph" w:styleId="Bibliography">
     <w:name w:val="Bibliography"/>
     <w:basedOn w:val="Normal"/>
     <w:next w:val="Bibliography"/>
@@ -1390,7 +1390,7 @@
     <w:pPr/>
     <w:rPr/>
   </w:style>
-  <w:style w:styleId="Heading1" w:type="paragraph">
+  <w:style w:type="paragraph" w:styleId="Heading1">
     <w:name w:val="heading 1"/>
     <w:basedOn w:val="Normal"/>
     <w:next w:val="BodyText"/>
@@ -1400,13 +1400,13 @@
     <w:pPr>
       <w:keepNext/>
       <w:keepLines/>
-      <w:spacing w:after="216" w:before="288" w:line="240" w:lineRule="auto"/>
+      <w:spacing w:before="288" w:after="216" w:line="240" w:lineRule="auto"/>
       <w:ind w:firstLine="0"/>
       <w:jc w:val="center"/>
       <w:outlineLvl w:val="0"/>
     </w:pPr>
     <w:rPr>
-      <w:rFonts w:ascii="Times New Roman" w:cs="Times New Roman" w:eastAsia="Times New Roman" w:hAnsi="Times New Roman"/>
+      <w:rFonts w:ascii="Times New Roman" w:eastAsia="Times New Roman" w:hAnsi="Times New Roman" w:cs="Times New Roman"/>
       <w:b/>
       <w:bCs/>
       <w:caps/>
@@ -1415,7 +1415,7 @@
       <w:szCs w:val="24"/>
     </w:rPr>
   </w:style>
-  <w:style w:styleId="Heading2" w:type="paragraph">
+  <w:style w:type="paragraph" w:styleId="Heading2">
     <w:name w:val="heading 2"/>
     <w:basedOn w:val="Normal"/>
     <w:next w:val="BodyText"/>
@@ -1426,13 +1426,13 @@
     <w:pPr>
       <w:keepNext/>
       <w:keepLines/>
-      <w:spacing w:after="216" w:before="288" w:line="240" w:lineRule="auto"/>
+      <w:spacing w:before="288" w:after="216" w:line="240" w:lineRule="auto"/>
       <w:ind w:firstLine="0"/>
       <w:jc w:val="center"/>
       <w:outlineLvl w:val="1"/>
     </w:pPr>
     <w:rPr>
-      <w:rFonts w:ascii="Times New Roman" w:cs="Times New Roman" w:eastAsia="Times New Roman" w:hAnsi="Times New Roman"/>
+      <w:rFonts w:ascii="Times New Roman" w:eastAsia="Times New Roman" w:hAnsi="Times New Roman" w:cs="Times New Roman"/>
       <w:b/>
       <w:bCs/>
       <w:caps/>
@@ -1441,7 +1441,7 @@
       <w:szCs w:val="24"/>
     </w:rPr>
   </w:style>
-  <w:style w:styleId="Heading3" w:type="paragraph">
+  <w:style w:type="paragraph" w:styleId="Heading3">
     <w:name w:val="heading 3"/>
     <w:basedOn w:val="Normal"/>
     <w:next w:val="BodyText"/>
@@ -1452,13 +1452,13 @@
     <w:pPr>
       <w:keepNext/>
       <w:keepLines/>
-      <w:spacing w:after="216" w:before="144" w:line="240" w:lineRule="auto"/>
+      <w:spacing w:before="144" w:after="216" w:line="240" w:lineRule="auto"/>
       <w:ind w:firstLine="0"/>
       <w:jc w:val="center"/>
       <w:outlineLvl w:val="2"/>
     </w:pPr>
     <w:rPr>
-      <w:rFonts w:ascii="Times New Roman" w:cs="Times New Roman" w:eastAsia="Times New Roman" w:hAnsi="Times New Roman"/>
+      <w:rFonts w:ascii="Times New Roman" w:eastAsia="Times New Roman" w:hAnsi="Times New Roman" w:cs="Times New Roman"/>
       <w:b/>
       <w:bCs/>
       <w:color w:val="000000"/>
@@ -1466,7 +1466,7 @@
       <w:szCs w:val="24"/>
     </w:rPr>
   </w:style>
-  <w:style w:styleId="Heading4" w:type="paragraph">
+  <w:style w:type="paragraph" w:styleId="Heading4">
     <w:name w:val="heading 4"/>
     <w:basedOn w:val="Normal"/>
     <w:next w:val="BodyText"/>
@@ -1479,17 +1479,17 @@
     <w:pPr>
       <w:keepNext/>
       <w:keepLines/>
-      <w:spacing w:after="40" w:before="80"/>
+      <w:spacing w:before="80" w:after="40"/>
       <w:outlineLvl w:val="3"/>
     </w:pPr>
     <w:rPr>
-      <w:rFonts w:cstheme="majorBidi" w:eastAsiaTheme="majorEastAsia"/>
+      <w:rFonts w:eastAsiaTheme="majorEastAsia" w:cstheme="majorBidi"/>
       <w:i/>
       <w:iCs/>
-      <w:color w:themeColor="accent1" w:themeShade="BF" w:val="0F4761"/>
-    </w:rPr>
-  </w:style>
-  <w:style w:styleId="Heading5" w:type="paragraph">
+      <w:color w:val="0F4761" w:themeColor="accent1" w:themeShade="BF"/>
+    </w:rPr>
+  </w:style>
+  <w:style w:type="paragraph" w:styleId="Heading5">
     <w:name w:val="heading 5"/>
     <w:basedOn w:val="Normal"/>
     <w:next w:val="BodyText"/>
@@ -1502,15 +1502,15 @@
     <w:pPr>
       <w:keepNext/>
       <w:keepLines/>
-      <w:spacing w:after="40" w:before="80"/>
+      <w:spacing w:before="80" w:after="40"/>
       <w:outlineLvl w:val="4"/>
     </w:pPr>
     <w:rPr>
-      <w:rFonts w:cstheme="majorBidi" w:eastAsiaTheme="majorEastAsia"/>
-      <w:color w:themeColor="accent1" w:themeShade="BF" w:val="0F4761"/>
-    </w:rPr>
-  </w:style>
-  <w:style w:styleId="Heading6" w:type="paragraph">
+      <w:rFonts w:eastAsiaTheme="majorEastAsia" w:cstheme="majorBidi"/>
+      <w:color w:val="0F4761" w:themeColor="accent1" w:themeShade="BF"/>
+    </w:rPr>
+  </w:style>
+  <w:style w:type="paragraph" w:styleId="Heading6">
     <w:name w:val="heading 6"/>
     <w:basedOn w:val="Normal"/>
     <w:next w:val="BodyText"/>
@@ -1523,17 +1523,17 @@
     <w:pPr>
       <w:keepNext/>
       <w:keepLines/>
-      <w:spacing w:after="0" w:before="40"/>
+      <w:spacing w:before="40" w:after="0"/>
       <w:outlineLvl w:val="5"/>
     </w:pPr>
     <w:rPr>
-      <w:rFonts w:cstheme="majorBidi" w:eastAsiaTheme="majorEastAsia"/>
+      <w:rFonts w:eastAsiaTheme="majorEastAsia" w:cstheme="majorBidi"/>
       <w:i/>
       <w:iCs/>
-      <w:color w:themeColor="text1" w:themeTint="A6" w:val="595959"/>
-    </w:rPr>
-  </w:style>
-  <w:style w:styleId="Heading7" w:type="paragraph">
+      <w:color w:val="595959" w:themeColor="text1" w:themeTint="A6"/>
+    </w:rPr>
+  </w:style>
+  <w:style w:type="paragraph" w:styleId="Heading7">
     <w:name w:val="heading 7"/>
     <w:basedOn w:val="Normal"/>
     <w:next w:val="BodyText"/>
@@ -1546,15 +1546,15 @@
     <w:pPr>
       <w:keepNext/>
       <w:keepLines/>
-      <w:spacing w:after="0" w:before="40"/>
+      <w:spacing w:before="40" w:after="0"/>
       <w:outlineLvl w:val="6"/>
     </w:pPr>
     <w:rPr>
-      <w:rFonts w:cstheme="majorBidi" w:eastAsiaTheme="majorEastAsia"/>
-      <w:color w:themeColor="text1" w:themeTint="A6" w:val="595959"/>
-    </w:rPr>
-  </w:style>
-  <w:style w:styleId="Heading8" w:type="paragraph">
+      <w:rFonts w:eastAsiaTheme="majorEastAsia" w:cstheme="majorBidi"/>
+      <w:color w:val="595959" w:themeColor="text1" w:themeTint="A6"/>
+    </w:rPr>
+  </w:style>
+  <w:style w:type="paragraph" w:styleId="Heading8">
     <w:name w:val="heading 8"/>
     <w:basedOn w:val="Normal"/>
     <w:next w:val="BodyText"/>
@@ -1571,13 +1571,13 @@
       <w:outlineLvl w:val="7"/>
     </w:pPr>
     <w:rPr>
-      <w:rFonts w:cstheme="majorBidi" w:eastAsiaTheme="majorEastAsia"/>
+      <w:rFonts w:eastAsiaTheme="majorEastAsia" w:cstheme="majorBidi"/>
       <w:i/>
       <w:iCs/>
-      <w:color w:themeColor="text1" w:themeTint="D8" w:val="272727"/>
-    </w:rPr>
-  </w:style>
-  <w:style w:styleId="Heading9" w:type="paragraph">
+      <w:color w:val="272727" w:themeColor="text1" w:themeTint="D8"/>
+    </w:rPr>
+  </w:style>
+  <w:style w:type="paragraph" w:styleId="Heading9">
     <w:name w:val="heading 9"/>
     <w:basedOn w:val="Normal"/>
     <w:next w:val="BodyText"/>
@@ -1594,24 +1594,24 @@
       <w:outlineLvl w:val="8"/>
     </w:pPr>
     <w:rPr>
-      <w:rFonts w:cstheme="majorBidi" w:eastAsiaTheme="majorEastAsia"/>
-      <w:color w:themeColor="text1" w:themeTint="D8" w:val="272727"/>
-    </w:rPr>
-  </w:style>
-  <w:style w:customStyle="1" w:styleId="Heading1Char" w:type="character">
+      <w:rFonts w:eastAsiaTheme="majorEastAsia" w:cstheme="majorBidi"/>
+      <w:color w:val="272727" w:themeColor="text1" w:themeTint="D8"/>
+    </w:rPr>
+  </w:style>
+  <w:style w:type="character" w:customStyle="1" w:styleId="Heading1Char">
     <w:name w:val="Heading 1 Char"/>
     <w:basedOn w:val="DefaultParagraphFont"/>
     <w:link w:val="Heading1"/>
     <w:uiPriority w:val="9"/>
     <w:rsid w:val="00A10FD9"/>
     <w:rPr>
-      <w:rFonts w:asciiTheme="majorHAnsi" w:cstheme="majorBidi" w:eastAsiaTheme="majorEastAsia" w:hAnsiTheme="majorHAnsi"/>
-      <w:color w:themeColor="accent1" w:themeShade="BF" w:val="0F4761"/>
+      <w:rFonts w:asciiTheme="majorHAnsi" w:eastAsiaTheme="majorEastAsia" w:hAnsiTheme="majorHAnsi" w:cstheme="majorBidi"/>
+      <w:color w:val="0F4761" w:themeColor="accent1" w:themeShade="BF"/>
       <w:sz w:val="40"/>
       <w:szCs w:val="40"/>
     </w:rPr>
   </w:style>
-  <w:style w:customStyle="1" w:styleId="Heading2Char" w:type="character">
+  <w:style w:type="character" w:customStyle="1" w:styleId="Heading2Char">
     <w:name w:val="Heading 2 Char"/>
     <w:basedOn w:val="DefaultParagraphFont"/>
     <w:link w:val="Heading2"/>
@@ -1619,13 +1619,13 @@
     <w:semiHidden/>
     <w:rsid w:val="00A10FD9"/>
     <w:rPr>
-      <w:rFonts w:asciiTheme="majorHAnsi" w:cstheme="majorBidi" w:eastAsiaTheme="majorEastAsia" w:hAnsiTheme="majorHAnsi"/>
-      <w:color w:themeColor="accent1" w:themeShade="BF" w:val="0F4761"/>
+      <w:rFonts w:asciiTheme="majorHAnsi" w:eastAsiaTheme="majorEastAsia" w:hAnsiTheme="majorHAnsi" w:cstheme="majorBidi"/>
+      <w:color w:val="0F4761" w:themeColor="accent1" w:themeShade="BF"/>
       <w:sz w:val="32"/>
       <w:szCs w:val="32"/>
     </w:rPr>
   </w:style>
-  <w:style w:customStyle="1" w:styleId="Heading3Char" w:type="character">
+  <w:style w:type="character" w:customStyle="1" w:styleId="Heading3Char">
     <w:name w:val="Heading 3 Char"/>
     <w:basedOn w:val="DefaultParagraphFont"/>
     <w:link w:val="Heading3"/>
@@ -1633,13 +1633,13 @@
     <w:semiHidden/>
     <w:rsid w:val="00A10FD9"/>
     <w:rPr>
-      <w:rFonts w:cstheme="majorBidi" w:eastAsiaTheme="majorEastAsia"/>
-      <w:color w:themeColor="accent1" w:themeShade="BF" w:val="0F4761"/>
+      <w:rFonts w:eastAsiaTheme="majorEastAsia" w:cstheme="majorBidi"/>
+      <w:color w:val="0F4761" w:themeColor="accent1" w:themeShade="BF"/>
       <w:sz w:val="28"/>
       <w:szCs w:val="28"/>
     </w:rPr>
   </w:style>
-  <w:style w:customStyle="1" w:styleId="Heading4Char" w:type="character">
+  <w:style w:type="character" w:customStyle="1" w:styleId="Heading4Char">
     <w:name w:val="Heading 4 Char"/>
     <w:basedOn w:val="DefaultParagraphFont"/>
     <w:link w:val="Heading4"/>
@@ -1647,13 +1647,13 @@
     <w:semiHidden/>
     <w:rsid w:val="00A10FD9"/>
     <w:rPr>
-      <w:rFonts w:cstheme="majorBidi" w:eastAsiaTheme="majorEastAsia"/>
+      <w:rFonts w:eastAsiaTheme="majorEastAsia" w:cstheme="majorBidi"/>
       <w:i/>
       <w:iCs/>
-      <w:color w:themeColor="accent1" w:themeShade="BF" w:val="0F4761"/>
-    </w:rPr>
-  </w:style>
-  <w:style w:customStyle="1" w:styleId="Heading5Char" w:type="character">
+      <w:color w:val="0F4761" w:themeColor="accent1" w:themeShade="BF"/>
+    </w:rPr>
+  </w:style>
+  <w:style w:type="character" w:customStyle="1" w:styleId="Heading5Char">
     <w:name w:val="Heading 5 Char"/>
     <w:basedOn w:val="DefaultParagraphFont"/>
     <w:link w:val="Heading5"/>
@@ -1661,11 +1661,11 @@
     <w:semiHidden/>
     <w:rsid w:val="00A10FD9"/>
     <w:rPr>
-      <w:rFonts w:cstheme="majorBidi" w:eastAsiaTheme="majorEastAsia"/>
-      <w:color w:themeColor="accent1" w:themeShade="BF" w:val="0F4761"/>
-    </w:rPr>
-  </w:style>
-  <w:style w:customStyle="1" w:styleId="Heading6Char" w:type="character">
+      <w:rFonts w:eastAsiaTheme="majorEastAsia" w:cstheme="majorBidi"/>
+      <w:color w:val="0F4761" w:themeColor="accent1" w:themeShade="BF"/>
+    </w:rPr>
+  </w:style>
+  <w:style w:type="character" w:customStyle="1" w:styleId="Heading6Char">
     <w:name w:val="Heading 6 Char"/>
     <w:basedOn w:val="DefaultParagraphFont"/>
     <w:link w:val="Heading6"/>
@@ -1673,13 +1673,13 @@
     <w:semiHidden/>
     <w:rsid w:val="00A10FD9"/>
     <w:rPr>
-      <w:rFonts w:cstheme="majorBidi" w:eastAsiaTheme="majorEastAsia"/>
+      <w:rFonts w:eastAsiaTheme="majorEastAsia" w:cstheme="majorBidi"/>
       <w:i/>
       <w:iCs/>
-      <w:color w:themeColor="text1" w:themeTint="A6" w:val="595959"/>
-    </w:rPr>
-  </w:style>
-  <w:style w:customStyle="1" w:styleId="Heading7Char" w:type="character">
+      <w:color w:val="595959" w:themeColor="text1" w:themeTint="A6"/>
+    </w:rPr>
+  </w:style>
+  <w:style w:type="character" w:customStyle="1" w:styleId="Heading7Char">
     <w:name w:val="Heading 7 Char"/>
     <w:basedOn w:val="DefaultParagraphFont"/>
     <w:link w:val="Heading7"/>
@@ -1687,11 +1687,11 @@
     <w:semiHidden/>
     <w:rsid w:val="00A10FD9"/>
     <w:rPr>
-      <w:rFonts w:cstheme="majorBidi" w:eastAsiaTheme="majorEastAsia"/>
-      <w:color w:themeColor="text1" w:themeTint="A6" w:val="595959"/>
-    </w:rPr>
-  </w:style>
-  <w:style w:customStyle="1" w:styleId="Heading8Char" w:type="character">
+      <w:rFonts w:eastAsiaTheme="majorEastAsia" w:cstheme="majorBidi"/>
+      <w:color w:val="595959" w:themeColor="text1" w:themeTint="A6"/>
+    </w:rPr>
+  </w:style>
+  <w:style w:type="character" w:customStyle="1" w:styleId="Heading8Char">
     <w:name w:val="Heading 8 Char"/>
     <w:basedOn w:val="DefaultParagraphFont"/>
     <w:link w:val="Heading8"/>
@@ -1699,13 +1699,13 @@
     <w:semiHidden/>
     <w:rsid w:val="00A10FD9"/>
     <w:rPr>
-      <w:rFonts w:cstheme="majorBidi" w:eastAsiaTheme="majorEastAsia"/>
+      <w:rFonts w:eastAsiaTheme="majorEastAsia" w:cstheme="majorBidi"/>
       <w:i/>
       <w:iCs/>
-      <w:color w:themeColor="text1" w:themeTint="D8" w:val="272727"/>
-    </w:rPr>
-  </w:style>
-  <w:style w:customStyle="1" w:styleId="Heading9Char" w:type="character">
+      <w:color w:val="272727" w:themeColor="text1" w:themeTint="D8"/>
+    </w:rPr>
+  </w:style>
+  <w:style w:type="character" w:customStyle="1" w:styleId="Heading9Char">
     <w:name w:val="Heading 9 Char"/>
     <w:basedOn w:val="DefaultParagraphFont"/>
     <w:link w:val="Heading9"/>
@@ -1713,11 +1713,11 @@
     <w:semiHidden/>
     <w:rsid w:val="00A10FD9"/>
     <w:rPr>
-      <w:rFonts w:cstheme="majorBidi" w:eastAsiaTheme="majorEastAsia"/>
-      <w:color w:themeColor="text1" w:themeTint="D8" w:val="272727"/>
-    </w:rPr>
-  </w:style>
-  <w:style w:styleId="BlockText" w:type="paragraph">
+      <w:rFonts w:eastAsiaTheme="majorEastAsia" w:cstheme="majorBidi"/>
+      <w:color w:val="272727" w:themeColor="text1" w:themeTint="D8"/>
+    </w:rPr>
+  </w:style>
+  <w:style w:type="paragraph" w:styleId="BlockText">
     <w:name w:val="Block Text"/>
     <w:basedOn w:val="Normal"/>
     <w:next w:val="BodyText"/>
@@ -1725,7 +1725,7 @@
     <w:unhideWhenUsed/>
     <w:qFormat/>
     <w:pPr>
-      <w:spacing w:after="240" w:before="0" w:line="240" w:lineRule="auto"/>
+      <w:spacing w:before="0" w:after="240" w:line="240" w:lineRule="auto"/>
       <w:ind w:firstLine="0" w:left="720" w:right="720"/>
     </w:pPr>
     <w:rPr>
@@ -1733,14 +1733,14 @@
       <w:szCs w:val="24"/>
     </w:rPr>
   </w:style>
-  <w:style w:styleId="FootnoteText" w:type="paragraph">
+  <w:style w:type="paragraph" w:styleId="FootnoteText">
     <w:name w:val="footnote text"/>
     <w:basedOn w:val="Normal"/>
     <w:uiPriority w:val="9"/>
     <w:unhideWhenUsed/>
     <w:qFormat/>
     <w:pPr>
-      <w:spacing w:after="120" w:before="0" w:line="240" w:lineRule="auto"/>
+      <w:spacing w:before="0" w:after="120" w:line="240" w:lineRule="auto"/>
       <w:ind w:firstLine="0"/>
     </w:pPr>
     <w:rPr>
@@ -1748,7 +1748,7 @@
       <w:szCs w:val="24"/>
     </w:rPr>
   </w:style>
-  <w:style w:styleId="FootnoteBlockText" w:type="paragraph">
+  <w:style w:type="paragraph" w:styleId="FootnoteBlockText">
     <w:name w:val="Footnote Block Text"/>
     <w:basedOn w:val="FootnoteText"/>
     <w:next w:val="FootnoteText"/>
@@ -1756,34 +1756,34 @@
     <w:unhideWhenUsed/>
     <w:qFormat/>
     <w:pPr>
-      <w:spacing w:after="100" w:before="100"/>
+      <w:spacing w:before="100" w:after="100"/>
       <w:ind w:firstLine="0" w:left="480" w:right="480"/>
     </w:pPr>
   </w:style>
-  <w:style w:default="1" w:styleId="DefaultParagraphFont" w:type="character">
+  <w:style w:type="character" w:default="1" w:styleId="DefaultParagraphFont">
     <w:name w:val="Default Paragraph Font"/>
     <w:semiHidden/>
     <w:unhideWhenUsed/>
   </w:style>
-  <w:style w:default="1" w:styleId="Table" w:type="table">
+  <w:style w:type="table" w:default="1" w:styleId="Table">
     <w:name w:val="Table"/>
     <w:basedOn w:val="TableNormal"/>
     <w:semiHidden/>
     <w:unhideWhenUsed/>
     <w:qFormat/>
     <w:tblPr>
-      <w:tblInd w:type="dxa" w:w="0"/>
+      <w:tblInd w:w="0" w:type="dxa"/>
       <w:tblCellMar>
-        <w:top w:type="dxa" w:w="0"/>
-        <w:left w:type="dxa" w:w="108"/>
-        <w:bottom w:type="dxa" w:w="0"/>
-        <w:right w:type="dxa" w:w="108"/>
+        <w:top w:w="0" w:type="dxa"/>
+        <w:left w:w="108" w:type="dxa"/>
+        <w:bottom w:w="0" w:type="dxa"/>
+        <w:right w:w="108" w:type="dxa"/>
       </w:tblCellMar>
     </w:tblPr>
     <w:tblStylePr w:type="firstRow">
       <w:tblPr>
         <w:jc w:val="left"/>
-        <w:tblInd w:type="dxa" w:w="0"/>
+        <w:tblInd w:w="0" w:type="dxa"/>
       </w:tblPr>
       <w:trPr>
         <w:jc w:val="left"/>
@@ -1796,7 +1796,7 @@
       </w:tcPr>
     </w:tblStylePr>
   </w:style>
-  <w:style w:customStyle="1" w:styleId="DefinitionTerm" w:type="paragraph">
+  <w:style w:type="paragraph" w:customStyle="1" w:styleId="DefinitionTerm">
     <w:name w:val="Definition Term"/>
     <w:basedOn w:val="Normal"/>
     <w:next w:val="Definition"/>
@@ -1809,49 +1809,49 @@
       <w:b/>
     </w:rPr>
   </w:style>
-  <w:style w:customStyle="1" w:styleId="Definition" w:type="paragraph">
+  <w:style w:type="paragraph" w:customStyle="1" w:styleId="Definition">
     <w:name w:val="Definition"/>
     <w:basedOn w:val="Normal"/>
   </w:style>
-  <w:style w:styleId="Caption" w:type="paragraph">
+  <w:style w:type="paragraph" w:styleId="Caption">
     <w:name w:val="Caption"/>
     <w:basedOn w:val="Normal"/>
     <w:link w:val="BodyTextChar"/>
     <w:pPr>
-      <w:spacing w:after="120" w:before="0"/>
+      <w:spacing w:before="0" w:after="120"/>
     </w:pPr>
     <w:rPr>
       <w:i/>
     </w:rPr>
   </w:style>
-  <w:style w:customStyle="1" w:styleId="TableCaption" w:type="paragraph">
+  <w:style w:type="paragraph" w:customStyle="1" w:styleId="TableCaption">
     <w:name w:val="Table Caption"/>
     <w:basedOn w:val="Caption"/>
     <w:pPr>
       <w:keepNext/>
     </w:pPr>
   </w:style>
-  <w:style w:customStyle="1" w:styleId="ImageCaption" w:type="paragraph">
+  <w:style w:type="paragraph" w:customStyle="1" w:styleId="ImageCaption">
     <w:name w:val="Image Caption"/>
     <w:basedOn w:val="Caption"/>
   </w:style>
-  <w:style w:customStyle="1" w:styleId="Figure" w:type="paragraph">
+  <w:style w:type="paragraph" w:customStyle="1" w:styleId="Figure">
     <w:name w:val="Figure"/>
     <w:basedOn w:val="Normal"/>
   </w:style>
-  <w:style w:customStyle="1" w:styleId="CaptionedFigure" w:type="paragraph">
+  <w:style w:type="paragraph" w:customStyle="1" w:styleId="CaptionedFigure">
     <w:name w:val="Captioned Figure"/>
     <w:basedOn w:val="Figure"/>
     <w:pPr>
       <w:keepNext/>
     </w:pPr>
   </w:style>
-  <w:style w:customStyle="1" w:styleId="BodyTextChar" w:type="character">
+  <w:style w:type="character" w:customStyle="1" w:styleId="BodyTextChar">
     <w:name w:val="Body Text Char"/>
     <w:basedOn w:val="DefaultParagraphFont"/>
     <w:link w:val="BodyText"/>
   </w:style>
-  <w:style w:customStyle="1" w:styleId="VerbatimChar" w:type="character">
+  <w:style w:type="character" w:customStyle="1" w:styleId="VerbatimChar">
     <w:name w:val="Verbatim Char"/>
     <w:basedOn w:val="BodyTextChar"/>
     <w:rPr>
@@ -1859,25 +1859,25 @@
       <w:sz w:val="22"/>
     </w:rPr>
   </w:style>
-  <w:style w:customStyle="1" w:styleId="SectionNumber" w:type="character">
+  <w:style w:type="character" w:customStyle="1" w:styleId="SectionNumber">
     <w:name w:val="Section Number"/>
     <w:basedOn w:val="BodyTextChar"/>
   </w:style>
-  <w:style w:styleId="FootnoteReference" w:type="character">
+  <w:style w:type="character" w:styleId="FootnoteReference">
     <w:name w:val="Footnote Reference"/>
     <w:basedOn w:val="BodyTextChar"/>
     <w:rPr>
       <w:vertAlign w:val="superscript"/>
     </w:rPr>
   </w:style>
-  <w:style w:styleId="Hyperlink" w:type="character">
+  <w:style w:type="character" w:styleId="Hyperlink">
     <w:name w:val="Hyperlink"/>
     <w:basedOn w:val="BodyTextChar"/>
     <w:rPr>
-      <w:color w:themeColor="accent1" w:val="4F81BD"/>
-    </w:rPr>
-  </w:style>
-  <w:style w:styleId="TOCHeading" w:type="paragraph">
+      <w:color w:val="4F81BD" w:themeColor="accent1"/>
+    </w:rPr>
+  </w:style>
+  <w:style w:type="paragraph" w:styleId="TOCHeading">
     <w:name w:val="TOC Heading"/>
     <w:basedOn w:val="Heading1"/>
     <w:next w:val="BodyText"/>
@@ -1889,19 +1889,19 @@
       <w:outlineLvl w:val="9"/>
     </w:pPr>
     <w:rPr>
-      <w:rFonts w:asciiTheme="majorHAnsi" w:cstheme="majorBidi" w:eastAsiaTheme="majorEastAsia" w:hAnsiTheme="majorHAnsi"/>
+      <w:rFonts w:asciiTheme="majorHAnsi" w:eastAsiaTheme="majorEastAsia" w:hAnsiTheme="majorHAnsi" w:cstheme="majorBidi"/>
       <w:b w:val="0"/>
       <w:bCs w:val="0"/>
-      <w:color w:themeColor="accent1" w:themeShade="BF" w:val="365F91"/>
-    </w:rPr>
-  </w:style>
-  <w:style w:customStyle="1" w:styleId="CourtHeading" w:type="paragraph">
+      <w:color w:val="365F91" w:themeColor="accent1" w:themeShade="BF"/>
+    </w:rPr>
+  </w:style>
+  <w:style w:type="paragraph" w:customStyle="1" w:styleId="CourtHeading">
     <w:name w:val="Court Heading"/>
     <w:basedOn w:val="Normal"/>
     <w:qFormat/>
     <w:pPr>
       <w:keepNext/>
-      <w:spacing w:after="0" w:before="0" w:line="240" w:lineRule="auto"/>
+      <w:spacing w:before="0" w:after="0" w:line="240" w:lineRule="auto"/>
       <w:ind w:firstLine="0"/>
       <w:jc w:val="center"/>
     </w:pPr>
@@ -1911,30 +1911,30 @@
       <w:caps/>
     </w:rPr>
   </w:style>
-  <w:style w:customStyle="1" w:styleId="CourtHeadingLast" w:type="paragraph">
+  <w:style w:type="paragraph" w:customStyle="1" w:styleId="CourtHeadingLast">
     <w:name w:val="Court Heading Last"/>
     <w:basedOn w:val="CourtHeading"/>
     <w:qFormat/>
     <w:pPr>
-      <w:spacing w:after="360" w:before="0" w:line="240" w:lineRule="auto"/>
-    </w:pPr>
-  </w:style>
-  <w:style w:customStyle="1" w:styleId="CaptionText" w:type="paragraph">
+      <w:spacing w:before="0" w:after="360" w:line="240" w:lineRule="auto"/>
+    </w:pPr>
+  </w:style>
+  <w:style w:type="paragraph" w:customStyle="1" w:styleId="CaptionText">
     <w:name w:val="Caption Text"/>
     <w:basedOn w:val="Normal"/>
     <w:qFormat/>
     <w:pPr>
-      <w:spacing w:after="0" w:before="0" w:line="240" w:lineRule="auto"/>
+      <w:spacing w:before="0" w:after="0" w:line="240" w:lineRule="auto"/>
       <w:ind w:firstLine="0"/>
     </w:pPr>
   </w:style>
-  <w:style w:customStyle="1" w:styleId="DocumentTitle" w:type="paragraph">
+  <w:style w:type="paragraph" w:customStyle="1" w:styleId="DocumentTitle">
     <w:name w:val="Document Title"/>
     <w:basedOn w:val="Normal"/>
     <w:qFormat/>
     <w:pPr>
       <w:keepNext/>
-      <w:spacing w:after="165" w:before="360" w:line="240" w:lineRule="auto"/>
+      <w:spacing w:before="360" w:after="165" w:line="240" w:lineRule="auto"/>
       <w:ind w:firstLine="0"/>
       <w:jc w:val="center"/>
     </w:pPr>
@@ -1944,14 +1944,14 @@
       <w:caps/>
     </w:rPr>
   </w:style>
-  <w:style w:customStyle="1" w:styleId="SignatureText" w:type="paragraph">
+  <w:style w:type="paragraph" w:customStyle="1" w:styleId="SignatureText">
     <w:name w:val="Signature Text"/>
     <w:basedOn w:val="Normal"/>
     <w:qFormat/>
     <w:pPr>
       <w:keepNext/>
       <w:keepLines/>
-      <w:spacing w:after="0" w:before="0" w:line="240" w:lineRule="auto"/>
+      <w:spacing w:before="0" w:after="0" w:line="240" w:lineRule="auto"/>
       <w:ind w:firstLine="0"/>
     </w:pPr>
   </w:style>
